--- a/CÔNG TY TNHH SUNAGRO FOOD (VIET NAM)/Hồ sơ điều chỉnh GPĐT (pdf)/Điều chỉnh 2026/Mẫu I.1.8.docx
+++ b/CÔNG TY TNHH SUNAGRO FOOD (VIET NAM)/Hồ sơ điều chỉnh GPĐT (pdf)/Điều chỉnh 2026/Mẫu I.1.8.docx
@@ -1,6 +1,6 @@
 
 <file path=word/document.xml><?xml version="1.0" encoding="utf-8"?>
-<w:document xmlns:ve="http://schemas.openxmlformats.org/markup-compatibility/2006" xmlns:o="urn:schemas-microsoft-com:office:office" xmlns:r="http://schemas.openxmlformats.org/officeDocument/2006/relationships" xmlns:m="http://schemas.openxmlformats.org/officeDocument/2006/math" xmlns:v="urn:schemas-microsoft-com:vml" xmlns:wp="http://schemas.openxmlformats.org/drawingml/2006/wordprocessingDrawing" xmlns:w10="urn:schemas-microsoft-com:office:word" xmlns:w="http://schemas.openxmlformats.org/wordprocessingml/2006/main" xmlns:wne="http://schemas.microsoft.com/office/word/2006/wordml">
+<w:document xmlns:wpc="http://schemas.microsoft.com/office/word/2010/wordprocessingCanvas" xmlns:cx="http://schemas.microsoft.com/office/drawing/2014/chartex" xmlns:cx1="http://schemas.microsoft.com/office/drawing/2015/9/8/chartex" xmlns:mc="http://schemas.openxmlformats.org/markup-compatibility/2006" xmlns:o="urn:schemas-microsoft-com:office:office" xmlns:r="http://schemas.openxmlformats.org/officeDocument/2006/relationships" xmlns:m="http://schemas.openxmlformats.org/officeDocument/2006/math" xmlns:v="urn:schemas-microsoft-com:vml" xmlns:wp14="http://schemas.microsoft.com/office/word/2010/wordprocessingDrawing" xmlns:wp="http://schemas.openxmlformats.org/drawingml/2006/wordprocessingDrawing" xmlns:w10="urn:schemas-microsoft-com:office:word" xmlns:w="http://schemas.openxmlformats.org/wordprocessingml/2006/main" xmlns:w14="http://schemas.microsoft.com/office/word/2010/wordml" xmlns:w15="http://schemas.microsoft.com/office/word/2012/wordml" xmlns:w16se="http://schemas.microsoft.com/office/word/2015/wordml/symex" xmlns:wpg="http://schemas.microsoft.com/office/word/2010/wordprocessingGroup" xmlns:wpi="http://schemas.microsoft.com/office/word/2010/wordprocessingInk" xmlns:wne="http://schemas.microsoft.com/office/word/2006/wordml" xmlns:wps="http://schemas.microsoft.com/office/word/2010/wordprocessingShape" mc:Ignorable="w14 w15 w16se wp14">
   <w:body>
     <w:p>
       <w:pPr>
@@ -245,7 +245,7 @@
           <w:noProof/>
         </w:rPr>
         <w:pict>
-          <v:line id="Straight Connector 385428496" o:spid="_x0000_s1026" style="position:absolute;left:0;text-align:left;z-index:251660288;visibility:visible;mso-wrap-distance-top:-6e-5mm;mso-wrap-distance-bottom:-6e-5mm;mso-position-horizontal:right;mso-position-horizontal-relative:margin" from="413.55pt,6.05pt" to="867.1pt,6.05pt" o:gfxdata="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">
+          <v:line id="Straight Connector 385428496" o:spid="_x0000_s1026" style="position:absolute;left:0;text-align:left;z-index:251660288;visibility:visible;mso-wrap-distance-top:-6e-5mm;mso-wrap-distance-bottom:-6e-5mm;mso-position-horizontal:right;mso-position-horizontal-relative:margin" from="815.9pt,6.05pt" to="1269.45pt,6.05pt" o:gfxdata="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">
             <o:lock v:ext="edit" shapetype="f"/>
             <w10:wrap anchorx="margin"/>
           </v:line>
@@ -396,134 +396,105 @@
         <w:t xml:space="preserve">Kính gửi: </w:t>
       </w:r>
       <w:r>
-        <w:rPr>
-          <w:sz w:val="26"/>
-          <w:szCs w:val="26"/>
-          <w:lang w:val="pt-BR"/>
-        </w:rPr>
-        <w:t xml:space="preserve">.................. </w:t>
-      </w:r>
-      <w:r>
-        <w:rPr>
-          <w:i/>
-          <w:sz w:val="26"/>
-          <w:szCs w:val="26"/>
-          <w:lang w:val="pt-BR"/>
-        </w:rPr>
-        <w:t>(Bộ Tài chính/</w:t>
-      </w:r>
-      <w:r>
-        <w:rPr>
-          <w:i/>
-          <w:sz w:val="26"/>
-          <w:szCs w:val="22"/>
-          <w:lang w:val="pt-BR"/>
-        </w:rPr>
-        <w:t>Tên cơ quan đăng ký đầu tư)</w:t>
-      </w:r>
-    </w:p>
-    <w:p>
-      <w:pPr>
-        <w:tabs>
-          <w:tab w:val="left" w:leader="dot" w:pos="9072"/>
-        </w:tabs>
-        <w:spacing w:before="80" w:after="80"/>
-        <w:ind w:firstLine="567"/>
-        <w:rPr>
-          <w:sz w:val="26"/>
-          <w:szCs w:val="26"/>
-          <w:lang w:val="sv-SE"/>
-        </w:rPr>
-      </w:pPr>
-    </w:p>
-    <w:p>
-      <w:pPr>
-        <w:tabs>
-          <w:tab w:val="left" w:leader="dot" w:pos="9072"/>
-        </w:tabs>
-        <w:spacing w:before="80" w:after="80"/>
-        <w:ind w:firstLine="567"/>
-        <w:rPr>
-          <w:sz w:val="26"/>
-          <w:szCs w:val="26"/>
-          <w:lang w:val="sv-SE"/>
-        </w:rPr>
-      </w:pPr>
-      <w:r>
-        <w:rPr>
-          <w:sz w:val="26"/>
-          <w:szCs w:val="26"/>
-          <w:lang w:val="sv-SE"/>
-        </w:rPr>
-        <w:t xml:space="preserve">Nhà đầu tư đề nghị điều chỉnh dự án đầu tư được quy định tại Quyết định chấp thuận (điều chỉnh) chủ trương đầu tư </w:t>
-      </w:r>
-      <w:r>
-        <w:rPr>
-          <w:i/>
-          <w:sz w:val="26"/>
-          <w:szCs w:val="26"/>
-          <w:lang w:val="sv-SE"/>
-        </w:rPr>
-        <w:t>(nếu có)</w:t>
-      </w:r>
-      <w:r>
-        <w:rPr>
-          <w:sz w:val="26"/>
-          <w:szCs w:val="26"/>
-          <w:lang w:val="sv-SE"/>
-        </w:rPr>
-        <w:t xml:space="preserve">, Quyết định chấp thuận (điều chỉnh) nhà đầu tư </w:t>
-      </w:r>
-      <w:r>
-        <w:rPr>
-          <w:i/>
-          <w:sz w:val="26"/>
-          <w:szCs w:val="26"/>
-          <w:lang w:val="sv-SE"/>
-        </w:rPr>
-        <w:t>(nếu có)</w:t>
-      </w:r>
-      <w:r>
-        <w:rPr>
-          <w:sz w:val="26"/>
-          <w:szCs w:val="26"/>
-          <w:lang w:val="sv-SE"/>
-        </w:rPr>
-        <w:t xml:space="preserve">, Quyết định chấp thuận (điều chỉnh) chủ trương đầu tư đồng thời với chấp thuận nhà đầu tư </w:t>
-      </w:r>
-      <w:r>
-        <w:rPr>
-          <w:i/>
-          <w:sz w:val="26"/>
-          <w:szCs w:val="26"/>
-          <w:lang w:val="sv-SE"/>
-        </w:rPr>
-        <w:t>(nếu có)</w:t>
-      </w:r>
-      <w:r>
-        <w:rPr>
-          <w:sz w:val="26"/>
-          <w:szCs w:val="26"/>
-          <w:lang w:val="sv-SE"/>
-        </w:rPr>
-        <w:t xml:space="preserve">, Giấy chứng nhận đăng ký đầu tư/Giấy chứng nhận đầu tư/Giấy phép đầu tư/Giấy phép kinh doanh ....................... </w:t>
-      </w:r>
-      <w:r>
-        <w:rPr>
-          <w:i/>
-          <w:sz w:val="26"/>
-          <w:szCs w:val="26"/>
-          <w:lang w:val="sv-SE"/>
-        </w:rPr>
-        <w:t>(số, ngày cấp, cơ quan cấp) (nếu có)</w:t>
-      </w:r>
-      <w:r>
-        <w:rPr>
-          <w:sz w:val="26"/>
-          <w:szCs w:val="26"/>
-          <w:lang w:val="sv-SE"/>
-        </w:rPr>
-        <w:t>, nay đề nghị điều chỉnh với các nội dung như sau:</w:t>
+        <w:t>Ban</w:t>
+      </w:r>
+      <w:r>
+        <w:rPr>
+          <w:spacing w:val="-1"/>
+        </w:rPr>
+        <w:t xml:space="preserve"> </w:t>
+      </w:r>
+      <w:r>
+        <w:t>Quản</w:t>
+      </w:r>
+      <w:r>
+        <w:rPr>
+          <w:spacing w:val="-1"/>
+        </w:rPr>
+        <w:t xml:space="preserve"> </w:t>
+      </w:r>
+      <w:r>
+        <w:t>lý các</w:t>
+      </w:r>
+      <w:r>
+        <w:rPr>
+          <w:spacing w:val="-1"/>
+        </w:rPr>
+        <w:t xml:space="preserve"> </w:t>
+      </w:r>
+      <w:r>
+        <w:t>Khu</w:t>
+      </w:r>
+      <w:r>
+        <w:rPr>
+          <w:spacing w:val="-1"/>
+        </w:rPr>
+        <w:t xml:space="preserve"> </w:t>
+      </w:r>
+      <w:r>
+        <w:t>công</w:t>
+      </w:r>
+      <w:r>
+        <w:rPr>
+          <w:spacing w:val="-1"/>
+        </w:rPr>
+        <w:t xml:space="preserve"> </w:t>
+      </w:r>
+      <w:r>
+        <w:t>nghiệp</w:t>
+      </w:r>
+      <w:r>
+        <w:rPr>
+          <w:spacing w:val="-1"/>
+        </w:rPr>
+        <w:t xml:space="preserve"> </w:t>
+      </w:r>
+      <w:r>
+        <w:t>thành phố Hồ Chí Minh</w:t>
+      </w:r>
+    </w:p>
+    <w:p>
+      <w:pPr>
+        <w:tabs>
+          <w:tab w:val="left" w:leader="dot" w:pos="9072"/>
+        </w:tabs>
+        <w:spacing w:before="80" w:after="80"/>
+        <w:ind w:firstLine="567"/>
+        <w:rPr>
+          <w:sz w:val="26"/>
+          <w:szCs w:val="26"/>
+          <w:lang w:val="sv-SE"/>
+        </w:rPr>
+      </w:pPr>
+    </w:p>
+    <w:p>
+      <w:pPr>
+        <w:tabs>
+          <w:tab w:val="left" w:leader="dot" w:pos="9072"/>
+        </w:tabs>
+        <w:spacing w:before="80" w:after="80"/>
+        <w:ind w:firstLine="567"/>
+        <w:rPr>
+          <w:sz w:val="26"/>
+          <w:szCs w:val="26"/>
+          <w:lang w:val="sv-SE"/>
+        </w:rPr>
+      </w:pPr>
+      <w:r>
+        <w:rPr>
+          <w:sz w:val="26"/>
+          <w:szCs w:val="26"/>
+          <w:lang w:val="sv-SE"/>
+        </w:rPr>
+        <w:t>Nhà đầu tư đề nghị điều chỉnh Giấy chứng nhận đăng ký đầu tư số 2120472157 chứng nhận lần đầu ngày 29/06/2022, chứng nhận thay đổi lần thứ ba ngày 20/05/2025, nơi cấp: Ban Quản lý các Khu công nghiệp Bình Dương, nay đề nghị điều chỉnh với các nội dung như sau</w:t>
+      </w:r>
+      <w:r>
+        <w:rPr>
+          <w:sz w:val="26"/>
+          <w:szCs w:val="26"/>
+          <w:lang w:val="sv-SE"/>
+        </w:rPr>
+        <w:t>:</w:t>
       </w:r>
     </w:p>
     <w:p>
@@ -768,66 +739,122 @@
           <w:szCs w:val="26"/>
           <w:lang w:val="sv-SE"/>
         </w:rPr>
+        <w:t>2. Đối với nhà đầu tư là doanh nghiệp/tổ chức:</w:t>
+      </w:r>
+    </w:p>
+    <w:p>
+      <w:pPr>
+        <w:tabs>
+          <w:tab w:val="left" w:leader="dot" w:pos="9072"/>
+        </w:tabs>
+        <w:spacing w:before="80" w:after="80"/>
+        <w:ind w:firstLine="567"/>
+        <w:jc w:val="left"/>
+        <w:rPr>
+          <w:bCs/>
+          <w:sz w:val="26"/>
+          <w:szCs w:val="26"/>
+          <w:lang w:val="pt-BR"/>
+        </w:rPr>
+      </w:pPr>
+      <w:r>
+        <w:rPr>
+          <w:bCs/>
+          <w:sz w:val="26"/>
+          <w:szCs w:val="26"/>
+          <w:lang w:val="pt-BR"/>
+        </w:rPr>
+        <w:t>Tên doanh nghiệp/tổ chức:</w:t>
+      </w:r>
+      <w:r>
+        <w:t xml:space="preserve"> </w:t>
+      </w:r>
+      <w:r>
+        <w:t>CÔNG</w:t>
+      </w:r>
+      <w:r>
+        <w:rPr>
+          <w:spacing w:val="-2"/>
+        </w:rPr>
+        <w:t xml:space="preserve"> </w:t>
+      </w:r>
+      <w:r>
+        <w:t>TY</w:t>
+      </w:r>
+      <w:r>
+        <w:rPr>
+          <w:spacing w:val="-2"/>
+        </w:rPr>
+        <w:t xml:space="preserve"> </w:t>
+      </w:r>
+      <w:r>
+        <w:t>TNHH</w:t>
+      </w:r>
+      <w:r>
+        <w:rPr>
+          <w:spacing w:val="-2"/>
+        </w:rPr>
+        <w:t xml:space="preserve"> </w:t>
+      </w:r>
+      <w:r>
+        <w:t>SUNAGRO</w:t>
+      </w:r>
+      <w:r>
+        <w:rPr>
+          <w:spacing w:val="-2"/>
+        </w:rPr>
+        <w:t xml:space="preserve"> </w:t>
+      </w:r>
+      <w:r>
+        <w:t>FOOD</w:t>
+      </w:r>
+      <w:r>
+        <w:rPr>
+          <w:spacing w:val="-2"/>
+        </w:rPr>
+        <w:t xml:space="preserve"> </w:t>
+      </w:r>
+      <w:r>
+        <w:t>(VIET</w:t>
+      </w:r>
+      <w:r>
+        <w:rPr>
+          <w:spacing w:val="-1"/>
+        </w:rPr>
+        <w:t xml:space="preserve"> </w:t>
+      </w:r>
+      <w:r>
+        <w:rPr>
+          <w:spacing w:val="-4"/>
+        </w:rPr>
+        <w:t>NAM)</w:t>
+      </w:r>
+      <w:bookmarkStart w:id="0" w:name="_GoBack"/>
+      <w:bookmarkEnd w:id="0"/>
+    </w:p>
+    <w:p>
+      <w:pPr>
+        <w:tabs>
+          <w:tab w:val="left" w:leader="dot" w:pos="9072"/>
+        </w:tabs>
+        <w:spacing w:before="80" w:after="80"/>
+        <w:ind w:firstLine="567"/>
+        <w:jc w:val="left"/>
+        <w:rPr>
+          <w:bCs/>
+          <w:sz w:val="26"/>
+          <w:szCs w:val="26"/>
+          <w:lang w:val="pt-BR"/>
+        </w:rPr>
+      </w:pPr>
+      <w:r>
+        <w:rPr>
+          <w:bCs/>
+          <w:sz w:val="26"/>
+          <w:szCs w:val="26"/>
+          <w:lang w:val="pt-BR"/>
+        </w:rPr>
         <w:lastRenderedPageBreak/>
-        <w:t>2. Đối với nhà đầu tư là doanh nghiệp/tổ chức:</w:t>
-      </w:r>
-    </w:p>
-    <w:p>
-      <w:pPr>
-        <w:tabs>
-          <w:tab w:val="left" w:leader="dot" w:pos="9072"/>
-        </w:tabs>
-        <w:spacing w:before="80" w:after="80"/>
-        <w:ind w:firstLine="567"/>
-        <w:jc w:val="left"/>
-        <w:rPr>
-          <w:bCs/>
-          <w:sz w:val="26"/>
-          <w:szCs w:val="26"/>
-          <w:lang w:val="pt-BR"/>
-        </w:rPr>
-      </w:pPr>
-      <w:r>
-        <w:rPr>
-          <w:bCs/>
-          <w:sz w:val="26"/>
-          <w:szCs w:val="26"/>
-          <w:lang w:val="pt-BR"/>
-        </w:rPr>
-        <w:t>Tên doanh nghiệp/tổ chức:</w:t>
-      </w:r>
-      <w:r>
-        <w:rPr>
-          <w:bCs/>
-          <w:sz w:val="26"/>
-          <w:szCs w:val="26"/>
-          <w:lang w:val="pt-BR"/>
-        </w:rPr>
-        <w:tab/>
-      </w:r>
-    </w:p>
-    <w:p>
-      <w:pPr>
-        <w:tabs>
-          <w:tab w:val="left" w:leader="dot" w:pos="9072"/>
-        </w:tabs>
-        <w:spacing w:before="80" w:after="80"/>
-        <w:ind w:firstLine="567"/>
-        <w:jc w:val="left"/>
-        <w:rPr>
-          <w:bCs/>
-          <w:sz w:val="26"/>
-          <w:szCs w:val="26"/>
-          <w:lang w:val="pt-BR"/>
-        </w:rPr>
-      </w:pPr>
-      <w:r>
-        <w:rPr>
-          <w:bCs/>
-          <w:sz w:val="26"/>
-          <w:szCs w:val="26"/>
-          <w:lang w:val="pt-BR"/>
-        </w:rPr>
         <w:t xml:space="preserve">Loại hình tổ chức kinh tế: </w:t>
       </w:r>
       <w:r>
@@ -1045,7 +1072,7 @@
           <w:insideH w:val="single" w:sz="4" w:space="0" w:color="000000"/>
           <w:insideV w:val="single" w:sz="4" w:space="0" w:color="000000"/>
         </w:tblBorders>
-        <w:tblLook w:val="04A0"/>
+        <w:tblLook w:val="04A0" w:firstRow="1" w:lastRow="0" w:firstColumn="1" w:lastColumn="0" w:noHBand="0" w:noVBand="1"/>
       </w:tblPr>
       <w:tblGrid>
         <w:gridCol w:w="860"/>
@@ -2267,70 +2294,70 @@
           <w:szCs w:val="26"/>
           <w:lang w:val="sv-SE"/>
         </w:rPr>
+        <w:t xml:space="preserve">- Nay đăng ký sửa thành: </w:t>
+      </w:r>
+      <w:r>
+        <w:rPr>
+          <w:sz w:val="26"/>
+          <w:szCs w:val="26"/>
+          <w:lang w:val="sv-SE"/>
+        </w:rPr>
+        <w:tab/>
+      </w:r>
+    </w:p>
+    <w:p>
+      <w:pPr>
+        <w:tabs>
+          <w:tab w:val="left" w:leader="dot" w:pos="9072"/>
+        </w:tabs>
+        <w:spacing w:before="80" w:after="80"/>
+        <w:ind w:firstLine="567"/>
+        <w:rPr>
+          <w:sz w:val="26"/>
+          <w:szCs w:val="26"/>
+          <w:lang w:val="sv-SE"/>
+        </w:rPr>
+      </w:pPr>
+      <w:r>
+        <w:rPr>
+          <w:sz w:val="26"/>
+          <w:szCs w:val="26"/>
+          <w:lang w:val="sv-SE"/>
+        </w:rPr>
+        <w:t xml:space="preserve">- Lý do điều chỉnh: </w:t>
+      </w:r>
+      <w:r>
+        <w:rPr>
+          <w:sz w:val="26"/>
+          <w:szCs w:val="26"/>
+          <w:lang w:val="sv-SE"/>
+        </w:rPr>
+        <w:tab/>
+      </w:r>
+    </w:p>
+    <w:p>
+      <w:pPr>
+        <w:tabs>
+          <w:tab w:val="left" w:leader="dot" w:pos="9072"/>
+        </w:tabs>
+        <w:spacing w:before="80" w:after="80"/>
+        <w:ind w:firstLine="567"/>
+        <w:rPr>
+          <w:sz w:val="26"/>
+          <w:szCs w:val="26"/>
+          <w:lang w:val="sv-SE"/>
+        </w:rPr>
+      </w:pPr>
+      <w:r>
+        <w:rPr>
+          <w:b/>
+          <w:i/>
+          <w:iCs/>
+          <w:sz w:val="26"/>
+          <w:szCs w:val="26"/>
+          <w:lang w:val="sv-SE"/>
+        </w:rPr>
         <w:lastRenderedPageBreak/>
-        <w:t xml:space="preserve">- Nay đăng ký sửa thành: </w:t>
-      </w:r>
-      <w:r>
-        <w:rPr>
-          <w:sz w:val="26"/>
-          <w:szCs w:val="26"/>
-          <w:lang w:val="sv-SE"/>
-        </w:rPr>
-        <w:tab/>
-      </w:r>
-    </w:p>
-    <w:p>
-      <w:pPr>
-        <w:tabs>
-          <w:tab w:val="left" w:leader="dot" w:pos="9072"/>
-        </w:tabs>
-        <w:spacing w:before="80" w:after="80"/>
-        <w:ind w:firstLine="567"/>
-        <w:rPr>
-          <w:sz w:val="26"/>
-          <w:szCs w:val="26"/>
-          <w:lang w:val="sv-SE"/>
-        </w:rPr>
-      </w:pPr>
-      <w:r>
-        <w:rPr>
-          <w:sz w:val="26"/>
-          <w:szCs w:val="26"/>
-          <w:lang w:val="sv-SE"/>
-        </w:rPr>
-        <w:t xml:space="preserve">- Lý do điều chỉnh: </w:t>
-      </w:r>
-      <w:r>
-        <w:rPr>
-          <w:sz w:val="26"/>
-          <w:szCs w:val="26"/>
-          <w:lang w:val="sv-SE"/>
-        </w:rPr>
-        <w:tab/>
-      </w:r>
-    </w:p>
-    <w:p>
-      <w:pPr>
-        <w:tabs>
-          <w:tab w:val="left" w:leader="dot" w:pos="9072"/>
-        </w:tabs>
-        <w:spacing w:before="80" w:after="80"/>
-        <w:ind w:firstLine="567"/>
-        <w:rPr>
-          <w:sz w:val="26"/>
-          <w:szCs w:val="26"/>
-          <w:lang w:val="sv-SE"/>
-        </w:rPr>
-      </w:pPr>
-      <w:r>
-        <w:rPr>
-          <w:b/>
-          <w:i/>
-          <w:iCs/>
-          <w:sz w:val="26"/>
-          <w:szCs w:val="26"/>
-          <w:lang w:val="sv-SE"/>
-        </w:rPr>
         <w:t>b) Nội dung điều chỉnh tiếp theo</w:t>
       </w:r>
       <w:r>
@@ -3164,7 +3191,7 @@
           <w:left w:w="10" w:type="dxa"/>
           <w:right w:w="10" w:type="dxa"/>
         </w:tblCellMar>
-        <w:tblLook w:val="04A0"/>
+        <w:tblLook w:val="04A0" w:firstRow="1" w:lastRow="0" w:firstColumn="1" w:lastColumn="0" w:noHBand="0" w:noVBand="1"/>
       </w:tblPr>
       <w:tblGrid>
         <w:gridCol w:w="3628"/>
@@ -3310,7 +3337,7 @@
 </file>
 
 <file path=word/endnotes.xml><?xml version="1.0" encoding="utf-8"?>
-<w:endnotes xmlns:ve="http://schemas.openxmlformats.org/markup-compatibility/2006" xmlns:o="urn:schemas-microsoft-com:office:office" xmlns:r="http://schemas.openxmlformats.org/officeDocument/2006/relationships" xmlns:m="http://schemas.openxmlformats.org/officeDocument/2006/math" xmlns:v="urn:schemas-microsoft-com:vml" xmlns:wp="http://schemas.openxmlformats.org/drawingml/2006/wordprocessingDrawing" xmlns:w10="urn:schemas-microsoft-com:office:word" xmlns:w="http://schemas.openxmlformats.org/wordprocessingml/2006/main" xmlns:wne="http://schemas.microsoft.com/office/word/2006/wordml">
+<w:endnotes xmlns:wpc="http://schemas.microsoft.com/office/word/2010/wordprocessingCanvas" xmlns:cx="http://schemas.microsoft.com/office/drawing/2014/chartex" xmlns:cx1="http://schemas.microsoft.com/office/drawing/2015/9/8/chartex" xmlns:mc="http://schemas.openxmlformats.org/markup-compatibility/2006" xmlns:o="urn:schemas-microsoft-com:office:office" xmlns:r="http://schemas.openxmlformats.org/officeDocument/2006/relationships" xmlns:m="http://schemas.openxmlformats.org/officeDocument/2006/math" xmlns:v="urn:schemas-microsoft-com:vml" xmlns:wp14="http://schemas.microsoft.com/office/word/2010/wordprocessingDrawing" xmlns:wp="http://schemas.openxmlformats.org/drawingml/2006/wordprocessingDrawing" xmlns:w10="urn:schemas-microsoft-com:office:word" xmlns:w="http://schemas.openxmlformats.org/wordprocessingml/2006/main" xmlns:w14="http://schemas.microsoft.com/office/word/2010/wordml" xmlns:w15="http://schemas.microsoft.com/office/word/2012/wordml" xmlns:w16se="http://schemas.microsoft.com/office/word/2015/wordml/symex" xmlns:wpg="http://schemas.microsoft.com/office/word/2010/wordprocessingGroup" xmlns:wpi="http://schemas.microsoft.com/office/word/2010/wordprocessingInk" xmlns:wne="http://schemas.microsoft.com/office/word/2006/wordml" xmlns:wps="http://schemas.microsoft.com/office/word/2010/wordprocessingShape" mc:Ignorable="w14 w15 w16se wp14">
   <w:endnote w:type="separator" w:id="-1">
     <w:p>
       <w:pPr>
@@ -3335,7 +3362,7 @@
 </file>
 
 <file path=word/footnotes.xml><?xml version="1.0" encoding="utf-8"?>
-<w:footnotes xmlns:ve="http://schemas.openxmlformats.org/markup-compatibility/2006" xmlns:o="urn:schemas-microsoft-com:office:office" xmlns:r="http://schemas.openxmlformats.org/officeDocument/2006/relationships" xmlns:m="http://schemas.openxmlformats.org/officeDocument/2006/math" xmlns:v="urn:schemas-microsoft-com:vml" xmlns:wp="http://schemas.openxmlformats.org/drawingml/2006/wordprocessingDrawing" xmlns:w10="urn:schemas-microsoft-com:office:word" xmlns:w="http://schemas.openxmlformats.org/wordprocessingml/2006/main" xmlns:wne="http://schemas.microsoft.com/office/word/2006/wordml">
+<w:footnotes xmlns:wpc="http://schemas.microsoft.com/office/word/2010/wordprocessingCanvas" xmlns:cx="http://schemas.microsoft.com/office/drawing/2014/chartex" xmlns:cx1="http://schemas.microsoft.com/office/drawing/2015/9/8/chartex" xmlns:mc="http://schemas.openxmlformats.org/markup-compatibility/2006" xmlns:o="urn:schemas-microsoft-com:office:office" xmlns:r="http://schemas.openxmlformats.org/officeDocument/2006/relationships" xmlns:m="http://schemas.openxmlformats.org/officeDocument/2006/math" xmlns:v="urn:schemas-microsoft-com:vml" xmlns:wp14="http://schemas.microsoft.com/office/word/2010/wordprocessingDrawing" xmlns:wp="http://schemas.openxmlformats.org/drawingml/2006/wordprocessingDrawing" xmlns:w10="urn:schemas-microsoft-com:office:word" xmlns:w="http://schemas.openxmlformats.org/wordprocessingml/2006/main" xmlns:w14="http://schemas.microsoft.com/office/word/2010/wordml" xmlns:w15="http://schemas.microsoft.com/office/word/2012/wordml" xmlns:w16se="http://schemas.microsoft.com/office/word/2015/wordml/symex" xmlns:wpg="http://schemas.microsoft.com/office/word/2010/wordprocessingGroup" xmlns:wpi="http://schemas.microsoft.com/office/word/2010/wordprocessingInk" xmlns:wne="http://schemas.microsoft.com/office/word/2006/wordml" xmlns:wps="http://schemas.microsoft.com/office/word/2010/wordprocessingShape" mc:Ignorable="w14 w15 w16se wp14">
   <w:footnote w:type="separator" w:id="-1">
     <w:p>
       <w:pPr>
@@ -3450,7 +3477,7 @@
 </file>
 
 <file path=word/styles.xml><?xml version="1.0" encoding="utf-8"?>
-<w:styles xmlns:r="http://schemas.openxmlformats.org/officeDocument/2006/relationships" xmlns:w="http://schemas.openxmlformats.org/wordprocessingml/2006/main">
+<w:styles xmlns:mc="http://schemas.openxmlformats.org/markup-compatibility/2006" xmlns:r="http://schemas.openxmlformats.org/officeDocument/2006/relationships" xmlns:w="http://schemas.openxmlformats.org/wordprocessingml/2006/main" xmlns:w14="http://schemas.microsoft.com/office/word/2010/wordml" xmlns:w15="http://schemas.microsoft.com/office/word/2012/wordml" xmlns:w16se="http://schemas.microsoft.com/office/word/2015/wordml/symex" mc:Ignorable="w14 w15 w16se">
   <w:docDefaults>
     <w:rPrDefault>
       <w:rPr>
@@ -3466,144 +3493,378 @@
       </w:pPr>
     </w:pPrDefault>
   </w:docDefaults>
-  <w:latentStyles w:defLockedState="0" w:defUIPriority="99" w:defSemiHidden="1" w:defUnhideWhenUsed="1" w:defQFormat="0" w:count="267">
-    <w:lsdException w:name="Normal" w:semiHidden="0" w:uiPriority="0" w:unhideWhenUsed="0" w:qFormat="1"/>
-    <w:lsdException w:name="heading 1" w:semiHidden="0" w:uiPriority="9" w:unhideWhenUsed="0" w:qFormat="1"/>
-    <w:lsdException w:name="heading 2" w:uiPriority="9" w:qFormat="1"/>
-    <w:lsdException w:name="heading 3" w:uiPriority="9" w:qFormat="1"/>
-    <w:lsdException w:name="heading 4" w:uiPriority="9" w:qFormat="1"/>
-    <w:lsdException w:name="heading 5" w:uiPriority="9" w:qFormat="1"/>
-    <w:lsdException w:name="heading 6" w:uiPriority="9" w:qFormat="1"/>
-    <w:lsdException w:name="heading 7" w:uiPriority="9" w:qFormat="1"/>
-    <w:lsdException w:name="heading 8" w:uiPriority="9" w:qFormat="1"/>
-    <w:lsdException w:name="heading 9" w:uiPriority="9" w:qFormat="1"/>
-    <w:lsdException w:name="toc 1" w:uiPriority="39"/>
-    <w:lsdException w:name="toc 2" w:uiPriority="39"/>
-    <w:lsdException w:name="toc 3" w:uiPriority="39"/>
-    <w:lsdException w:name="toc 4" w:uiPriority="39"/>
-    <w:lsdException w:name="toc 5" w:uiPriority="39"/>
-    <w:lsdException w:name="toc 6" w:uiPriority="39"/>
-    <w:lsdException w:name="toc 7" w:uiPriority="39"/>
-    <w:lsdException w:name="toc 8" w:uiPriority="39"/>
-    <w:lsdException w:name="toc 9" w:uiPriority="39"/>
-    <w:lsdException w:name="caption" w:uiPriority="35" w:qFormat="1"/>
-    <w:lsdException w:name="Title" w:semiHidden="0" w:uiPriority="10" w:unhideWhenUsed="0" w:qFormat="1"/>
-    <w:lsdException w:name="Default Paragraph Font" w:uiPriority="1"/>
-    <w:lsdException w:name="Subtitle" w:semiHidden="0" w:uiPriority="11" w:unhideWhenUsed="0" w:qFormat="1"/>
-    <w:lsdException w:name="Strong" w:semiHidden="0" w:uiPriority="22" w:unhideWhenUsed="0" w:qFormat="1"/>
-    <w:lsdException w:name="Emphasis" w:semiHidden="0" w:uiPriority="20" w:unhideWhenUsed="0" w:qFormat="1"/>
-    <w:lsdException w:name="Table Grid" w:semiHidden="0" w:uiPriority="59" w:unhideWhenUsed="0"/>
-    <w:lsdException w:name="Placeholder Text" w:unhideWhenUsed="0"/>
-    <w:lsdException w:name="No Spacing" w:semiHidden="0" w:uiPriority="1" w:unhideWhenUsed="0" w:qFormat="1"/>
-    <w:lsdException w:name="Light Shading" w:semiHidden="0" w:uiPriority="60" w:unhideWhenUsed="0"/>
-    <w:lsdException w:name="Light List" w:semiHidden="0" w:uiPriority="61" w:unhideWhenUsed="0"/>
-    <w:lsdException w:name="Light Grid" w:semiHidden="0" w:uiPriority="62" w:unhideWhenUsed="0"/>
-    <w:lsdException w:name="Medium Shading 1" w:semiHidden="0" w:uiPriority="63" w:unhideWhenUsed="0"/>
-    <w:lsdException w:name="Medium Shading 2" w:semiHidden="0" w:uiPriority="64" w:unhideWhenUsed="0"/>
-    <w:lsdException w:name="Medium List 1" w:semiHidden="0" w:uiPriority="65" w:unhideWhenUsed="0"/>
-    <w:lsdException w:name="Medium List 2" w:semiHidden="0" w:uiPriority="66" w:unhideWhenUsed="0"/>
-    <w:lsdException w:name="Medium Grid 1" w:semiHidden="0" w:uiPriority="67" w:unhideWhenUsed="0"/>
-    <w:lsdException w:name="Medium Grid 2" w:semiHidden="0" w:uiPriority="68" w:unhideWhenUsed="0"/>
-    <w:lsdException w:name="Medium Grid 3" w:semiHidden="0" w:uiPriority="69" w:unhideWhenUsed="0"/>
-    <w:lsdException w:name="Dark List" w:semiHidden="0" w:uiPriority="70" w:unhideWhenUsed="0"/>
-    <w:lsdException w:name="Colorful Shading" w:semiHidden="0" w:uiPriority="71" w:unhideWhenUsed="0"/>
-    <w:lsdException w:name="Colorful List" w:semiHidden="0" w:uiPriority="72" w:unhideWhenUsed="0"/>
-    <w:lsdException w:name="Colorful Grid" w:semiHidden="0" w:uiPriority="73" w:unhideWhenUsed="0"/>
-    <w:lsdException w:name="Light Shading Accent 1" w:semiHidden="0" w:uiPriority="60" w:unhideWhenUsed="0"/>
-    <w:lsdException w:name="Light List Accent 1" w:semiHidden="0" w:uiPriority="61" w:unhideWhenUsed="0"/>
-    <w:lsdException w:name="Light Grid Accent 1" w:semiHidden="0" w:uiPriority="62" w:unhideWhenUsed="0"/>
-    <w:lsdException w:name="Medium Shading 1 Accent 1" w:semiHidden="0" w:uiPriority="63" w:unhideWhenUsed="0"/>
-    <w:lsdException w:name="Medium Shading 2 Accent 1" w:semiHidden="0" w:uiPriority="64" w:unhideWhenUsed="0"/>
-    <w:lsdException w:name="Medium List 1 Accent 1" w:semiHidden="0" w:uiPriority="65" w:unhideWhenUsed="0"/>
-    <w:lsdException w:name="Revision" w:unhideWhenUsed="0"/>
-    <w:lsdException w:name="List Paragraph" w:semiHidden="0" w:uiPriority="34" w:unhideWhenUsed="0" w:qFormat="1"/>
-    <w:lsdException w:name="Quote" w:semiHidden="0" w:uiPriority="29" w:unhideWhenUsed="0" w:qFormat="1"/>
-    <w:lsdException w:name="Intense Quote" w:semiHidden="0" w:uiPriority="30" w:unhideWhenUsed="0" w:qFormat="1"/>
-    <w:lsdException w:name="Medium List 2 Accent 1" w:semiHidden="0" w:uiPriority="66" w:unhideWhenUsed="0"/>
-    <w:lsdException w:name="Medium Grid 1 Accent 1" w:semiHidden="0" w:uiPriority="67" w:unhideWhenUsed="0"/>
-    <w:lsdException w:name="Medium Grid 2 Accent 1" w:semiHidden="0" w:uiPriority="68" w:unhideWhenUsed="0"/>
-    <w:lsdException w:name="Medium Grid 3 Accent 1" w:semiHidden="0" w:uiPriority="69" w:unhideWhenUsed="0"/>
-    <w:lsdException w:name="Dark List Accent 1" w:semiHidden="0" w:uiPriority="70" w:unhideWhenUsed="0"/>
-    <w:lsdException w:name="Colorful Shading Accent 1" w:semiHidden="0" w:uiPriority="71" w:unhideWhenUsed="0"/>
-    <w:lsdException w:name="Colorful List Accent 1" w:semiHidden="0" w:uiPriority="72" w:unhideWhenUsed="0"/>
-    <w:lsdException w:name="Colorful Grid Accent 1" w:semiHidden="0" w:uiPriority="73" w:unhideWhenUsed="0"/>
-    <w:lsdException w:name="Light Shading Accent 2" w:semiHidden="0" w:uiPriority="60" w:unhideWhenUsed="0"/>
-    <w:lsdException w:name="Light List Accent 2" w:semiHidden="0" w:uiPriority="61" w:unhideWhenUsed="0"/>
-    <w:lsdException w:name="Light Grid Accent 2" w:semiHidden="0" w:uiPriority="62" w:unhideWhenUsed="0"/>
-    <w:lsdException w:name="Medium Shading 1 Accent 2" w:semiHidden="0" w:uiPriority="63" w:unhideWhenUsed="0"/>
-    <w:lsdException w:name="Medium Shading 2 Accent 2" w:semiHidden="0" w:uiPriority="64" w:unhideWhenUsed="0"/>
-    <w:lsdException w:name="Medium List 1 Accent 2" w:semiHidden="0" w:uiPriority="65" w:unhideWhenUsed="0"/>
-    <w:lsdException w:name="Medium List 2 Accent 2" w:semiHidden="0" w:uiPriority="66" w:unhideWhenUsed="0"/>
-    <w:lsdException w:name="Medium Grid 1 Accent 2" w:semiHidden="0" w:uiPriority="67" w:unhideWhenUsed="0"/>
-    <w:lsdException w:name="Medium Grid 2 Accent 2" w:semiHidden="0" w:uiPriority="68" w:unhideWhenUsed="0"/>
-    <w:lsdException w:name="Medium Grid 3 Accent 2" w:semiHidden="0" w:uiPriority="69" w:unhideWhenUsed="0"/>
-    <w:lsdException w:name="Dark List Accent 2" w:semiHidden="0" w:uiPriority="70" w:unhideWhenUsed="0"/>
-    <w:lsdException w:name="Colorful Shading Accent 2" w:semiHidden="0" w:uiPriority="71" w:unhideWhenUsed="0"/>
-    <w:lsdException w:name="Colorful List Accent 2" w:semiHidden="0" w:uiPriority="72" w:unhideWhenUsed="0"/>
-    <w:lsdException w:name="Colorful Grid Accent 2" w:semiHidden="0" w:uiPriority="73" w:unhideWhenUsed="0"/>
-    <w:lsdException w:name="Light Shading Accent 3" w:semiHidden="0" w:uiPriority="60" w:unhideWhenUsed="0"/>
-    <w:lsdException w:name="Light List Accent 3" w:semiHidden="0" w:uiPriority="61" w:unhideWhenUsed="0"/>
-    <w:lsdException w:name="Light Grid Accent 3" w:semiHidden="0" w:uiPriority="62" w:unhideWhenUsed="0"/>
-    <w:lsdException w:name="Medium Shading 1 Accent 3" w:semiHidden="0" w:uiPriority="63" w:unhideWhenUsed="0"/>
-    <w:lsdException w:name="Medium Shading 2 Accent 3" w:semiHidden="0" w:uiPriority="64" w:unhideWhenUsed="0"/>
-    <w:lsdException w:name="Medium List 1 Accent 3" w:semiHidden="0" w:uiPriority="65" w:unhideWhenUsed="0"/>
-    <w:lsdException w:name="Medium List 2 Accent 3" w:semiHidden="0" w:uiPriority="66" w:unhideWhenUsed="0"/>
-    <w:lsdException w:name="Medium Grid 1 Accent 3" w:semiHidden="0" w:uiPriority="67" w:unhideWhenUsed="0"/>
-    <w:lsdException w:name="Medium Grid 2 Accent 3" w:semiHidden="0" w:uiPriority="68" w:unhideWhenUsed="0"/>
-    <w:lsdException w:name="Medium Grid 3 Accent 3" w:semiHidden="0" w:uiPriority="69" w:unhideWhenUsed="0"/>
-    <w:lsdException w:name="Dark List Accent 3" w:semiHidden="0" w:uiPriority="70" w:unhideWhenUsed="0"/>
-    <w:lsdException w:name="Colorful Shading Accent 3" w:semiHidden="0" w:uiPriority="71" w:unhideWhenUsed="0"/>
-    <w:lsdException w:name="Colorful List Accent 3" w:semiHidden="0" w:uiPriority="72" w:unhideWhenUsed="0"/>
-    <w:lsdException w:name="Colorful Grid Accent 3" w:semiHidden="0" w:uiPriority="73" w:unhideWhenUsed="0"/>
-    <w:lsdException w:name="Light Shading Accent 4" w:semiHidden="0" w:uiPriority="60" w:unhideWhenUsed="0"/>
-    <w:lsdException w:name="Light List Accent 4" w:semiHidden="0" w:uiPriority="61" w:unhideWhenUsed="0"/>
-    <w:lsdException w:name="Light Grid Accent 4" w:semiHidden="0" w:uiPriority="62" w:unhideWhenUsed="0"/>
-    <w:lsdException w:name="Medium Shading 1 Accent 4" w:semiHidden="0" w:uiPriority="63" w:unhideWhenUsed="0"/>
-    <w:lsdException w:name="Medium Shading 2 Accent 4" w:semiHidden="0" w:uiPriority="64" w:unhideWhenUsed="0"/>
-    <w:lsdException w:name="Medium List 1 Accent 4" w:semiHidden="0" w:uiPriority="65" w:unhideWhenUsed="0"/>
-    <w:lsdException w:name="Medium List 2 Accent 4" w:semiHidden="0" w:uiPriority="66" w:unhideWhenUsed="0"/>
-    <w:lsdException w:name="Medium Grid 1 Accent 4" w:semiHidden="0" w:uiPriority="67" w:unhideWhenUsed="0"/>
-    <w:lsdException w:name="Medium Grid 2 Accent 4" w:semiHidden="0" w:uiPriority="68" w:unhideWhenUsed="0"/>
-    <w:lsdException w:name="Medium Grid 3 Accent 4" w:semiHidden="0" w:uiPriority="69" w:unhideWhenUsed="0"/>
-    <w:lsdException w:name="Dark List Accent 4" w:semiHidden="0" w:uiPriority="70" w:unhideWhenUsed="0"/>
-    <w:lsdException w:name="Colorful Shading Accent 4" w:semiHidden="0" w:uiPriority="71" w:unhideWhenUsed="0"/>
-    <w:lsdException w:name="Colorful List Accent 4" w:semiHidden="0" w:uiPriority="72" w:unhideWhenUsed="0"/>
-    <w:lsdException w:name="Colorful Grid Accent 4" w:semiHidden="0" w:uiPriority="73" w:unhideWhenUsed="0"/>
-    <w:lsdException w:name="Light Shading Accent 5" w:semiHidden="0" w:uiPriority="60" w:unhideWhenUsed="0"/>
-    <w:lsdException w:name="Light List Accent 5" w:semiHidden="0" w:uiPriority="61" w:unhideWhenUsed="0"/>
-    <w:lsdException w:name="Light Grid Accent 5" w:semiHidden="0" w:uiPriority="62" w:unhideWhenUsed="0"/>
-    <w:lsdException w:name="Medium Shading 1 Accent 5" w:semiHidden="0" w:uiPriority="63" w:unhideWhenUsed="0"/>
-    <w:lsdException w:name="Medium Shading 2 Accent 5" w:semiHidden="0" w:uiPriority="64" w:unhideWhenUsed="0"/>
-    <w:lsdException w:name="Medium List 1 Accent 5" w:semiHidden="0" w:uiPriority="65" w:unhideWhenUsed="0"/>
-    <w:lsdException w:name="Medium List 2 Accent 5" w:semiHidden="0" w:uiPriority="66" w:unhideWhenUsed="0"/>
-    <w:lsdException w:name="Medium Grid 1 Accent 5" w:semiHidden="0" w:uiPriority="67" w:unhideWhenUsed="0"/>
-    <w:lsdException w:name="Medium Grid 2 Accent 5" w:semiHidden="0" w:uiPriority="68" w:unhideWhenUsed="0"/>
-    <w:lsdException w:name="Medium Grid 3 Accent 5" w:semiHidden="0" w:uiPriority="69" w:unhideWhenUsed="0"/>
-    <w:lsdException w:name="Dark List Accent 5" w:semiHidden="0" w:uiPriority="70" w:unhideWhenUsed="0"/>
-    <w:lsdException w:name="Colorful Shading Accent 5" w:semiHidden="0" w:uiPriority="71" w:unhideWhenUsed="0"/>
-    <w:lsdException w:name="Colorful List Accent 5" w:semiHidden="0" w:uiPriority="72" w:unhideWhenUsed="0"/>
-    <w:lsdException w:name="Colorful Grid Accent 5" w:semiHidden="0" w:uiPriority="73" w:unhideWhenUsed="0"/>
-    <w:lsdException w:name="Light Shading Accent 6" w:semiHidden="0" w:uiPriority="60" w:unhideWhenUsed="0"/>
-    <w:lsdException w:name="Light List Accent 6" w:semiHidden="0" w:uiPriority="61" w:unhideWhenUsed="0"/>
-    <w:lsdException w:name="Light Grid Accent 6" w:semiHidden="0" w:uiPriority="62" w:unhideWhenUsed="0"/>
-    <w:lsdException w:name="Medium Shading 1 Accent 6" w:semiHidden="0" w:uiPriority="63" w:unhideWhenUsed="0"/>
-    <w:lsdException w:name="Medium Shading 2 Accent 6" w:semiHidden="0" w:uiPriority="64" w:unhideWhenUsed="0"/>
-    <w:lsdException w:name="Medium List 1 Accent 6" w:semiHidden="0" w:uiPriority="65" w:unhideWhenUsed="0"/>
-    <w:lsdException w:name="Medium List 2 Accent 6" w:semiHidden="0" w:uiPriority="66" w:unhideWhenUsed="0"/>
-    <w:lsdException w:name="Medium Grid 1 Accent 6" w:semiHidden="0" w:uiPriority="67" w:unhideWhenUsed="0"/>
-    <w:lsdException w:name="Medium Grid 2 Accent 6" w:semiHidden="0" w:uiPriority="68" w:unhideWhenUsed="0"/>
-    <w:lsdException w:name="Medium Grid 3 Accent 6" w:semiHidden="0" w:uiPriority="69" w:unhideWhenUsed="0"/>
-    <w:lsdException w:name="Dark List Accent 6" w:semiHidden="0" w:uiPriority="70" w:unhideWhenUsed="0"/>
-    <w:lsdException w:name="Colorful Shading Accent 6" w:semiHidden="0" w:uiPriority="71" w:unhideWhenUsed="0"/>
-    <w:lsdException w:name="Colorful List Accent 6" w:semiHidden="0" w:uiPriority="72" w:unhideWhenUsed="0"/>
-    <w:lsdException w:name="Colorful Grid Accent 6" w:semiHidden="0" w:uiPriority="73" w:unhideWhenUsed="0"/>
-    <w:lsdException w:name="Subtle Emphasis" w:semiHidden="0" w:uiPriority="19" w:unhideWhenUsed="0" w:qFormat="1"/>
-    <w:lsdException w:name="Intense Emphasis" w:semiHidden="0" w:uiPriority="21" w:unhideWhenUsed="0" w:qFormat="1"/>
-    <w:lsdException w:name="Subtle Reference" w:semiHidden="0" w:uiPriority="31" w:unhideWhenUsed="0" w:qFormat="1"/>
-    <w:lsdException w:name="Intense Reference" w:semiHidden="0" w:uiPriority="32" w:unhideWhenUsed="0" w:qFormat="1"/>
-    <w:lsdException w:name="Book Title" w:semiHidden="0" w:uiPriority="33" w:unhideWhenUsed="0" w:qFormat="1"/>
-    <w:lsdException w:name="Bibliography" w:uiPriority="37"/>
-    <w:lsdException w:name="TOC Heading" w:uiPriority="39" w:qFormat="1"/>
+  <w:latentStyles w:defLockedState="0" w:defUIPriority="99" w:defSemiHidden="0" w:defUnhideWhenUsed="0" w:defQFormat="0" w:count="371">
+    <w:lsdException w:name="Normal" w:uiPriority="0" w:qFormat="1"/>
+    <w:lsdException w:name="heading 1" w:uiPriority="9" w:qFormat="1"/>
+    <w:lsdException w:name="heading 2" w:semiHidden="1" w:uiPriority="9" w:unhideWhenUsed="1" w:qFormat="1"/>
+    <w:lsdException w:name="heading 3" w:semiHidden="1" w:uiPriority="9" w:unhideWhenUsed="1" w:qFormat="1"/>
+    <w:lsdException w:name="heading 4" w:semiHidden="1" w:uiPriority="9" w:unhideWhenUsed="1" w:qFormat="1"/>
+    <w:lsdException w:name="heading 5" w:semiHidden="1" w:uiPriority="9" w:unhideWhenUsed="1" w:qFormat="1"/>
+    <w:lsdException w:name="heading 6" w:semiHidden="1" w:uiPriority="9" w:unhideWhenUsed="1" w:qFormat="1"/>
+    <w:lsdException w:name="heading 7" w:semiHidden="1" w:uiPriority="9" w:unhideWhenUsed="1" w:qFormat="1"/>
+    <w:lsdException w:name="heading 8" w:semiHidden="1" w:uiPriority="9" w:unhideWhenUsed="1" w:qFormat="1"/>
+    <w:lsdException w:name="heading 9" w:semiHidden="1" w:uiPriority="9" w:unhideWhenUsed="1" w:qFormat="1"/>
+    <w:lsdException w:name="index 1" w:semiHidden="1" w:unhideWhenUsed="1"/>
+    <w:lsdException w:name="index 2" w:semiHidden="1" w:unhideWhenUsed="1"/>
+    <w:lsdException w:name="index 3" w:semiHidden="1" w:unhideWhenUsed="1"/>
+    <w:lsdException w:name="index 4" w:semiHidden="1" w:unhideWhenUsed="1"/>
+    <w:lsdException w:name="index 5" w:semiHidden="1" w:unhideWhenUsed="1"/>
+    <w:lsdException w:name="index 6" w:semiHidden="1" w:unhideWhenUsed="1"/>
+    <w:lsdException w:name="index 7" w:semiHidden="1" w:unhideWhenUsed="1"/>
+    <w:lsdException w:name="index 8" w:semiHidden="1" w:unhideWhenUsed="1"/>
+    <w:lsdException w:name="index 9" w:semiHidden="1" w:unhideWhenUsed="1"/>
+    <w:lsdException w:name="toc 1" w:semiHidden="1" w:uiPriority="39" w:unhideWhenUsed="1"/>
+    <w:lsdException w:name="toc 2" w:semiHidden="1" w:uiPriority="39" w:unhideWhenUsed="1"/>
+    <w:lsdException w:name="toc 3" w:semiHidden="1" w:uiPriority="39" w:unhideWhenUsed="1"/>
+    <w:lsdException w:name="toc 4" w:semiHidden="1" w:uiPriority="39" w:unhideWhenUsed="1"/>
+    <w:lsdException w:name="toc 5" w:semiHidden="1" w:uiPriority="39" w:unhideWhenUsed="1"/>
+    <w:lsdException w:name="toc 6" w:semiHidden="1" w:uiPriority="39" w:unhideWhenUsed="1"/>
+    <w:lsdException w:name="toc 7" w:semiHidden="1" w:uiPriority="39" w:unhideWhenUsed="1"/>
+    <w:lsdException w:name="toc 8" w:semiHidden="1" w:uiPriority="39" w:unhideWhenUsed="1"/>
+    <w:lsdException w:name="toc 9" w:semiHidden="1" w:uiPriority="39" w:unhideWhenUsed="1"/>
+    <w:lsdException w:name="Normal Indent" w:semiHidden="1" w:unhideWhenUsed="1"/>
+    <w:lsdException w:name="footnote text" w:semiHidden="1" w:unhideWhenUsed="1"/>
+    <w:lsdException w:name="annotation text" w:semiHidden="1" w:unhideWhenUsed="1"/>
+    <w:lsdException w:name="header" w:semiHidden="1" w:unhideWhenUsed="1"/>
+    <w:lsdException w:name="footer" w:semiHidden="1" w:unhideWhenUsed="1"/>
+    <w:lsdException w:name="index heading" w:semiHidden="1" w:unhideWhenUsed="1"/>
+    <w:lsdException w:name="caption" w:semiHidden="1" w:uiPriority="35" w:unhideWhenUsed="1" w:qFormat="1"/>
+    <w:lsdException w:name="table of figures" w:semiHidden="1" w:unhideWhenUsed="1"/>
+    <w:lsdException w:name="envelope address" w:semiHidden="1" w:unhideWhenUsed="1"/>
+    <w:lsdException w:name="envelope return" w:semiHidden="1" w:unhideWhenUsed="1"/>
+    <w:lsdException w:name="footnote reference" w:semiHidden="1" w:unhideWhenUsed="1"/>
+    <w:lsdException w:name="annotation reference" w:semiHidden="1" w:unhideWhenUsed="1"/>
+    <w:lsdException w:name="line number" w:semiHidden="1" w:unhideWhenUsed="1"/>
+    <w:lsdException w:name="page number" w:semiHidden="1" w:unhideWhenUsed="1"/>
+    <w:lsdException w:name="endnote reference" w:semiHidden="1" w:unhideWhenUsed="1"/>
+    <w:lsdException w:name="endnote text" w:semiHidden="1" w:unhideWhenUsed="1"/>
+    <w:lsdException w:name="table of authorities" w:semiHidden="1" w:unhideWhenUsed="1"/>
+    <w:lsdException w:name="macro" w:semiHidden="1" w:unhideWhenUsed="1"/>
+    <w:lsdException w:name="toa heading" w:semiHidden="1" w:unhideWhenUsed="1"/>
+    <w:lsdException w:name="List" w:semiHidden="1" w:unhideWhenUsed="1"/>
+    <w:lsdException w:name="List Bullet" w:semiHidden="1" w:unhideWhenUsed="1"/>
+    <w:lsdException w:name="List Number" w:semiHidden="1" w:unhideWhenUsed="1"/>
+    <w:lsdException w:name="List 2" w:semiHidden="1" w:unhideWhenUsed="1"/>
+    <w:lsdException w:name="List 3" w:semiHidden="1" w:unhideWhenUsed="1"/>
+    <w:lsdException w:name="List 4" w:semiHidden="1" w:unhideWhenUsed="1"/>
+    <w:lsdException w:name="List 5" w:semiHidden="1" w:unhideWhenUsed="1"/>
+    <w:lsdException w:name="List Bullet 2" w:semiHidden="1" w:unhideWhenUsed="1"/>
+    <w:lsdException w:name="List Bullet 3" w:semiHidden="1" w:unhideWhenUsed="1"/>
+    <w:lsdException w:name="List Bullet 4" w:semiHidden="1" w:unhideWhenUsed="1"/>
+    <w:lsdException w:name="List Bullet 5" w:semiHidden="1" w:unhideWhenUsed="1"/>
+    <w:lsdException w:name="List Number 2" w:semiHidden="1" w:unhideWhenUsed="1"/>
+    <w:lsdException w:name="List Number 3" w:semiHidden="1" w:unhideWhenUsed="1"/>
+    <w:lsdException w:name="List Number 4" w:semiHidden="1" w:unhideWhenUsed="1"/>
+    <w:lsdException w:name="List Number 5" w:semiHidden="1" w:unhideWhenUsed="1"/>
+    <w:lsdException w:name="Title" w:uiPriority="10" w:qFormat="1"/>
+    <w:lsdException w:name="Closing" w:semiHidden="1" w:unhideWhenUsed="1"/>
+    <w:lsdException w:name="Signature" w:semiHidden="1" w:unhideWhenUsed="1"/>
+    <w:lsdException w:name="Default Paragraph Font" w:semiHidden="1" w:uiPriority="1" w:unhideWhenUsed="1"/>
+    <w:lsdException w:name="Body Text" w:semiHidden="1" w:unhideWhenUsed="1"/>
+    <w:lsdException w:name="Body Text Indent" w:semiHidden="1" w:unhideWhenUsed="1"/>
+    <w:lsdException w:name="List Continue" w:semiHidden="1" w:unhideWhenUsed="1"/>
+    <w:lsdException w:name="List Continue 2" w:semiHidden="1" w:unhideWhenUsed="1"/>
+    <w:lsdException w:name="List Continue 3" w:semiHidden="1" w:unhideWhenUsed="1"/>
+    <w:lsdException w:name="List Continue 4" w:semiHidden="1" w:unhideWhenUsed="1"/>
+    <w:lsdException w:name="List Continue 5" w:semiHidden="1" w:unhideWhenUsed="1"/>
+    <w:lsdException w:name="Message Header" w:semiHidden="1" w:unhideWhenUsed="1"/>
+    <w:lsdException w:name="Subtitle" w:uiPriority="11" w:qFormat="1"/>
+    <w:lsdException w:name="Salutation" w:semiHidden="1" w:unhideWhenUsed="1"/>
+    <w:lsdException w:name="Date" w:semiHidden="1" w:unhideWhenUsed="1"/>
+    <w:lsdException w:name="Body Text First Indent" w:semiHidden="1" w:unhideWhenUsed="1"/>
+    <w:lsdException w:name="Body Text First Indent 2" w:semiHidden="1" w:unhideWhenUsed="1"/>
+    <w:lsdException w:name="Note Heading" w:semiHidden="1" w:unhideWhenUsed="1"/>
+    <w:lsdException w:name="Body Text 2" w:semiHidden="1" w:unhideWhenUsed="1"/>
+    <w:lsdException w:name="Body Text 3" w:semiHidden="1" w:unhideWhenUsed="1"/>
+    <w:lsdException w:name="Body Text Indent 2" w:semiHidden="1" w:unhideWhenUsed="1"/>
+    <w:lsdException w:name="Body Text Indent 3" w:semiHidden="1" w:unhideWhenUsed="1"/>
+    <w:lsdException w:name="Block Text" w:semiHidden="1" w:unhideWhenUsed="1"/>
+    <w:lsdException w:name="Hyperlink" w:semiHidden="1" w:unhideWhenUsed="1"/>
+    <w:lsdException w:name="FollowedHyperlink" w:semiHidden="1" w:unhideWhenUsed="1"/>
+    <w:lsdException w:name="Strong" w:uiPriority="22" w:qFormat="1"/>
+    <w:lsdException w:name="Emphasis" w:uiPriority="20" w:qFormat="1"/>
+    <w:lsdException w:name="Document Map" w:semiHidden="1" w:unhideWhenUsed="1"/>
+    <w:lsdException w:name="Plain Text" w:semiHidden="1" w:unhideWhenUsed="1"/>
+    <w:lsdException w:name="E-mail Signature" w:semiHidden="1" w:unhideWhenUsed="1"/>
+    <w:lsdException w:name="HTML Top of Form" w:semiHidden="1" w:unhideWhenUsed="1"/>
+    <w:lsdException w:name="HTML Bottom of Form" w:semiHidden="1" w:unhideWhenUsed="1"/>
+    <w:lsdException w:name="Normal (Web)" w:semiHidden="1" w:unhideWhenUsed="1"/>
+    <w:lsdException w:name="HTML Acronym" w:semiHidden="1" w:unhideWhenUsed="1"/>
+    <w:lsdException w:name="HTML Address" w:semiHidden="1" w:unhideWhenUsed="1"/>
+    <w:lsdException w:name="HTML Cite" w:semiHidden="1" w:unhideWhenUsed="1"/>
+    <w:lsdException w:name="HTML Code" w:semiHidden="1" w:unhideWhenUsed="1"/>
+    <w:lsdException w:name="HTML Definition" w:semiHidden="1" w:unhideWhenUsed="1"/>
+    <w:lsdException w:name="HTML Keyboard" w:semiHidden="1" w:unhideWhenUsed="1"/>
+    <w:lsdException w:name="HTML Preformatted" w:semiHidden="1" w:unhideWhenUsed="1"/>
+    <w:lsdException w:name="HTML Sample" w:semiHidden="1" w:unhideWhenUsed="1"/>
+    <w:lsdException w:name="HTML Typewriter" w:semiHidden="1" w:unhideWhenUsed="1"/>
+    <w:lsdException w:name="HTML Variable" w:semiHidden="1" w:unhideWhenUsed="1"/>
+    <w:lsdException w:name="Normal Table" w:semiHidden="1" w:unhideWhenUsed="1"/>
+    <w:lsdException w:name="annotation subject" w:semiHidden="1" w:unhideWhenUsed="1"/>
+    <w:lsdException w:name="No List" w:semiHidden="1" w:unhideWhenUsed="1"/>
+    <w:lsdException w:name="Outline List 1" w:semiHidden="1" w:unhideWhenUsed="1"/>
+    <w:lsdException w:name="Outline List 2" w:semiHidden="1" w:unhideWhenUsed="1"/>
+    <w:lsdException w:name="Outline List 3" w:semiHidden="1" w:unhideWhenUsed="1"/>
+    <w:lsdException w:name="Table Simple 1" w:semiHidden="1" w:unhideWhenUsed="1"/>
+    <w:lsdException w:name="Table Simple 2" w:semiHidden="1" w:unhideWhenUsed="1"/>
+    <w:lsdException w:name="Table Simple 3" w:semiHidden="1" w:unhideWhenUsed="1"/>
+    <w:lsdException w:name="Table Classic 1" w:semiHidden="1" w:unhideWhenUsed="1"/>
+    <w:lsdException w:name="Table Classic 2" w:semiHidden="1" w:unhideWhenUsed="1"/>
+    <w:lsdException w:name="Table Classic 3" w:semiHidden="1" w:unhideWhenUsed="1"/>
+    <w:lsdException w:name="Table Classic 4" w:semiHidden="1" w:unhideWhenUsed="1"/>
+    <w:lsdException w:name="Table Colorful 1" w:semiHidden="1" w:unhideWhenUsed="1"/>
+    <w:lsdException w:name="Table Colorful 2" w:semiHidden="1" w:unhideWhenUsed="1"/>
+    <w:lsdException w:name="Table Colorful 3" w:semiHidden="1" w:unhideWhenUsed="1"/>
+    <w:lsdException w:name="Table Columns 1" w:semiHidden="1" w:unhideWhenUsed="1"/>
+    <w:lsdException w:name="Table Columns 2" w:semiHidden="1" w:unhideWhenUsed="1"/>
+    <w:lsdException w:name="Table Columns 3" w:semiHidden="1" w:unhideWhenUsed="1"/>
+    <w:lsdException w:name="Table Columns 4" w:semiHidden="1" w:unhideWhenUsed="1"/>
+    <w:lsdException w:name="Table Columns 5" w:semiHidden="1" w:unhideWhenUsed="1"/>
+    <w:lsdException w:name="Table Grid 1" w:semiHidden="1" w:unhideWhenUsed="1"/>
+    <w:lsdException w:name="Table Grid 2" w:semiHidden="1" w:unhideWhenUsed="1"/>
+    <w:lsdException w:name="Table Grid 3" w:semiHidden="1" w:unhideWhenUsed="1"/>
+    <w:lsdException w:name="Table Grid 4" w:semiHidden="1" w:unhideWhenUsed="1"/>
+    <w:lsdException w:name="Table Grid 5" w:semiHidden="1" w:unhideWhenUsed="1"/>
+    <w:lsdException w:name="Table Grid 6" w:semiHidden="1" w:unhideWhenUsed="1"/>
+    <w:lsdException w:name="Table Grid 7" w:semiHidden="1" w:unhideWhenUsed="1"/>
+    <w:lsdException w:name="Table Grid 8" w:semiHidden="1" w:unhideWhenUsed="1"/>
+    <w:lsdException w:name="Table List 1" w:semiHidden="1" w:unhideWhenUsed="1"/>
+    <w:lsdException w:name="Table List 2" w:semiHidden="1" w:unhideWhenUsed="1"/>
+    <w:lsdException w:name="Table List 3" w:semiHidden="1" w:unhideWhenUsed="1"/>
+    <w:lsdException w:name="Table List 4" w:semiHidden="1" w:unhideWhenUsed="1"/>
+    <w:lsdException w:name="Table List 5" w:semiHidden="1" w:unhideWhenUsed="1"/>
+    <w:lsdException w:name="Table List 6" w:semiHidden="1" w:unhideWhenUsed="1"/>
+    <w:lsdException w:name="Table List 7" w:semiHidden="1" w:unhideWhenUsed="1"/>
+    <w:lsdException w:name="Table List 8" w:semiHidden="1" w:unhideWhenUsed="1"/>
+    <w:lsdException w:name="Table 3D effects 1" w:semiHidden="1" w:unhideWhenUsed="1"/>
+    <w:lsdException w:name="Table 3D effects 2" w:semiHidden="1" w:unhideWhenUsed="1"/>
+    <w:lsdException w:name="Table 3D effects 3" w:semiHidden="1" w:unhideWhenUsed="1"/>
+    <w:lsdException w:name="Table Contemporary" w:semiHidden="1" w:unhideWhenUsed="1"/>
+    <w:lsdException w:name="Table Elegant" w:semiHidden="1" w:unhideWhenUsed="1"/>
+    <w:lsdException w:name="Table Professional" w:semiHidden="1" w:unhideWhenUsed="1"/>
+    <w:lsdException w:name="Table Subtle 1" w:semiHidden="1" w:unhideWhenUsed="1"/>
+    <w:lsdException w:name="Table Subtle 2" w:semiHidden="1" w:unhideWhenUsed="1"/>
+    <w:lsdException w:name="Table Web 1" w:semiHidden="1" w:unhideWhenUsed="1"/>
+    <w:lsdException w:name="Table Web 2" w:semiHidden="1" w:unhideWhenUsed="1"/>
+    <w:lsdException w:name="Table Web 3" w:semiHidden="1" w:unhideWhenUsed="1"/>
+    <w:lsdException w:name="Balloon Text" w:semiHidden="1" w:unhideWhenUsed="1"/>
+    <w:lsdException w:name="Table Grid" w:uiPriority="59"/>
+    <w:lsdException w:name="Table Theme" w:semiHidden="1" w:unhideWhenUsed="1"/>
+    <w:lsdException w:name="Placeholder Text" w:semiHidden="1"/>
+    <w:lsdException w:name="No Spacing" w:uiPriority="1" w:qFormat="1"/>
+    <w:lsdException w:name="Light Shading" w:uiPriority="60"/>
+    <w:lsdException w:name="Light List" w:uiPriority="61"/>
+    <w:lsdException w:name="Light Grid" w:uiPriority="62"/>
+    <w:lsdException w:name="Medium Shading 1" w:uiPriority="63"/>
+    <w:lsdException w:name="Medium Shading 2" w:uiPriority="64"/>
+    <w:lsdException w:name="Medium List 1" w:uiPriority="65"/>
+    <w:lsdException w:name="Medium List 2" w:uiPriority="66"/>
+    <w:lsdException w:name="Medium Grid 1" w:uiPriority="67"/>
+    <w:lsdException w:name="Medium Grid 2" w:uiPriority="68"/>
+    <w:lsdException w:name="Medium Grid 3" w:uiPriority="69"/>
+    <w:lsdException w:name="Dark List" w:uiPriority="70"/>
+    <w:lsdException w:name="Colorful Shading" w:uiPriority="71"/>
+    <w:lsdException w:name="Colorful List" w:uiPriority="72"/>
+    <w:lsdException w:name="Colorful Grid" w:uiPriority="73"/>
+    <w:lsdException w:name="Light Shading Accent 1" w:uiPriority="60"/>
+    <w:lsdException w:name="Light List Accent 1" w:uiPriority="61"/>
+    <w:lsdException w:name="Light Grid Accent 1" w:uiPriority="62"/>
+    <w:lsdException w:name="Medium Shading 1 Accent 1" w:uiPriority="63"/>
+    <w:lsdException w:name="Medium Shading 2 Accent 1" w:uiPriority="64"/>
+    <w:lsdException w:name="Medium List 1 Accent 1" w:uiPriority="65"/>
+    <w:lsdException w:name="Revision" w:semiHidden="1"/>
+    <w:lsdException w:name="List Paragraph" w:uiPriority="34" w:qFormat="1"/>
+    <w:lsdException w:name="Quote" w:uiPriority="29" w:qFormat="1"/>
+    <w:lsdException w:name="Intense Quote" w:uiPriority="30" w:qFormat="1"/>
+    <w:lsdException w:name="Medium List 2 Accent 1" w:uiPriority="66"/>
+    <w:lsdException w:name="Medium Grid 1 Accent 1" w:uiPriority="67"/>
+    <w:lsdException w:name="Medium Grid 2 Accent 1" w:uiPriority="68"/>
+    <w:lsdException w:name="Medium Grid 3 Accent 1" w:uiPriority="69"/>
+    <w:lsdException w:name="Dark List Accent 1" w:uiPriority="70"/>
+    <w:lsdException w:name="Colorful Shading Accent 1" w:uiPriority="71"/>
+    <w:lsdException w:name="Colorful List Accent 1" w:uiPriority="72"/>
+    <w:lsdException w:name="Colorful Grid Accent 1" w:uiPriority="73"/>
+    <w:lsdException w:name="Light Shading Accent 2" w:uiPriority="60"/>
+    <w:lsdException w:name="Light List Accent 2" w:uiPriority="61"/>
+    <w:lsdException w:name="Light Grid Accent 2" w:uiPriority="62"/>
+    <w:lsdException w:name="Medium Shading 1 Accent 2" w:uiPriority="63"/>
+    <w:lsdException w:name="Medium Shading 2 Accent 2" w:uiPriority="64"/>
+    <w:lsdException w:name="Medium List 1 Accent 2" w:uiPriority="65"/>
+    <w:lsdException w:name="Medium List 2 Accent 2" w:uiPriority="66"/>
+    <w:lsdException w:name="Medium Grid 1 Accent 2" w:uiPriority="67"/>
+    <w:lsdException w:name="Medium Grid 2 Accent 2" w:uiPriority="68"/>
+    <w:lsdException w:name="Medium Grid 3 Accent 2" w:uiPriority="69"/>
+    <w:lsdException w:name="Dark List Accent 2" w:uiPriority="70"/>
+    <w:lsdException w:name="Colorful Shading Accent 2" w:uiPriority="71"/>
+    <w:lsdException w:name="Colorful List Accent 2" w:uiPriority="72"/>
+    <w:lsdException w:name="Colorful Grid Accent 2" w:uiPriority="73"/>
+    <w:lsdException w:name="Light Shading Accent 3" w:uiPriority="60"/>
+    <w:lsdException w:name="Light List Accent 3" w:uiPriority="61"/>
+    <w:lsdException w:name="Light Grid Accent 3" w:uiPriority="62"/>
+    <w:lsdException w:name="Medium Shading 1 Accent 3" w:uiPriority="63"/>
+    <w:lsdException w:name="Medium Shading 2 Accent 3" w:uiPriority="64"/>
+    <w:lsdException w:name="Medium List 1 Accent 3" w:uiPriority="65"/>
+    <w:lsdException w:name="Medium List 2 Accent 3" w:uiPriority="66"/>
+    <w:lsdException w:name="Medium Grid 1 Accent 3" w:uiPriority="67"/>
+    <w:lsdException w:name="Medium Grid 2 Accent 3" w:uiPriority="68"/>
+    <w:lsdException w:name="Medium Grid 3 Accent 3" w:uiPriority="69"/>
+    <w:lsdException w:name="Dark List Accent 3" w:uiPriority="70"/>
+    <w:lsdException w:name="Colorful Shading Accent 3" w:uiPriority="71"/>
+    <w:lsdException w:name="Colorful List Accent 3" w:uiPriority="72"/>
+    <w:lsdException w:name="Colorful Grid Accent 3" w:uiPriority="73"/>
+    <w:lsdException w:name="Light Shading Accent 4" w:uiPriority="60"/>
+    <w:lsdException w:name="Light List Accent 4" w:uiPriority="61"/>
+    <w:lsdException w:name="Light Grid Accent 4" w:uiPriority="62"/>
+    <w:lsdException w:name="Medium Shading 1 Accent 4" w:uiPriority="63"/>
+    <w:lsdException w:name="Medium Shading 2 Accent 4" w:uiPriority="64"/>
+    <w:lsdException w:name="Medium List 1 Accent 4" w:uiPriority="65"/>
+    <w:lsdException w:name="Medium List 2 Accent 4" w:uiPriority="66"/>
+    <w:lsdException w:name="Medium Grid 1 Accent 4" w:uiPriority="67"/>
+    <w:lsdException w:name="Medium Grid 2 Accent 4" w:uiPriority="68"/>
+    <w:lsdException w:name="Medium Grid 3 Accent 4" w:uiPriority="69"/>
+    <w:lsdException w:name="Dark List Accent 4" w:uiPriority="70"/>
+    <w:lsdException w:name="Colorful Shading Accent 4" w:uiPriority="71"/>
+    <w:lsdException w:name="Colorful List Accent 4" w:uiPriority="72"/>
+    <w:lsdException w:name="Colorful Grid Accent 4" w:uiPriority="73"/>
+    <w:lsdException w:name="Light Shading Accent 5" w:uiPriority="60"/>
+    <w:lsdException w:name="Light List Accent 5" w:uiPriority="61"/>
+    <w:lsdException w:name="Light Grid Accent 5" w:uiPriority="62"/>
+    <w:lsdException w:name="Medium Shading 1 Accent 5" w:uiPriority="63"/>
+    <w:lsdException w:name="Medium Shading 2 Accent 5" w:uiPriority="64"/>
+    <w:lsdException w:name="Medium List 1 Accent 5" w:uiPriority="65"/>
+    <w:lsdException w:name="Medium List 2 Accent 5" w:uiPriority="66"/>
+    <w:lsdException w:name="Medium Grid 1 Accent 5" w:uiPriority="67"/>
+    <w:lsdException w:name="Medium Grid 2 Accent 5" w:uiPriority="68"/>
+    <w:lsdException w:name="Medium Grid 3 Accent 5" w:uiPriority="69"/>
+    <w:lsdException w:name="Dark List Accent 5" w:uiPriority="70"/>
+    <w:lsdException w:name="Colorful Shading Accent 5" w:uiPriority="71"/>
+    <w:lsdException w:name="Colorful List Accent 5" w:uiPriority="72"/>
+    <w:lsdException w:name="Colorful Grid Accent 5" w:uiPriority="73"/>
+    <w:lsdException w:name="Light Shading Accent 6" w:uiPriority="60"/>
+    <w:lsdException w:name="Light List Accent 6" w:uiPriority="61"/>
+    <w:lsdException w:name="Light Grid Accent 6" w:uiPriority="62"/>
+    <w:lsdException w:name="Medium Shading 1 Accent 6" w:uiPriority="63"/>
+    <w:lsdException w:name="Medium Shading 2 Accent 6" w:uiPriority="64"/>
+    <w:lsdException w:name="Medium List 1 Accent 6" w:uiPriority="65"/>
+    <w:lsdException w:name="Medium List 2 Accent 6" w:uiPriority="66"/>
+    <w:lsdException w:name="Medium Grid 1 Accent 6" w:uiPriority="67"/>
+    <w:lsdException w:name="Medium Grid 2 Accent 6" w:uiPriority="68"/>
+    <w:lsdException w:name="Medium Grid 3 Accent 6" w:uiPriority="69"/>
+    <w:lsdException w:name="Dark List Accent 6" w:uiPriority="70"/>
+    <w:lsdException w:name="Colorful Shading Accent 6" w:uiPriority="71"/>
+    <w:lsdException w:name="Colorful List Accent 6" w:uiPriority="72"/>
+    <w:lsdException w:name="Colorful Grid Accent 6" w:uiPriority="73"/>
+    <w:lsdException w:name="Subtle Emphasis" w:uiPriority="19" w:qFormat="1"/>
+    <w:lsdException w:name="Intense Emphasis" w:uiPriority="21" w:qFormat="1"/>
+    <w:lsdException w:name="Subtle Reference" w:uiPriority="31" w:qFormat="1"/>
+    <w:lsdException w:name="Intense Reference" w:uiPriority="32" w:qFormat="1"/>
+    <w:lsdException w:name="Book Title" w:uiPriority="33" w:qFormat="1"/>
+    <w:lsdException w:name="Bibliography" w:semiHidden="1" w:uiPriority="37" w:unhideWhenUsed="1"/>
+    <w:lsdException w:name="TOC Heading" w:semiHidden="1" w:uiPriority="39" w:unhideWhenUsed="1" w:qFormat="1"/>
+    <w:lsdException w:name="Plain Table 1" w:uiPriority="41"/>
+    <w:lsdException w:name="Plain Table 2" w:uiPriority="42"/>
+    <w:lsdException w:name="Plain Table 3" w:uiPriority="43"/>
+    <w:lsdException w:name="Plain Table 4" w:uiPriority="44"/>
+    <w:lsdException w:name="Plain Table 5" w:uiPriority="45"/>
+    <w:lsdException w:name="Grid Table Light" w:uiPriority="40"/>
+    <w:lsdException w:name="Grid Table 1 Light" w:uiPriority="46"/>
+    <w:lsdException w:name="Grid Table 2" w:uiPriority="47"/>
+    <w:lsdException w:name="Grid Table 3" w:uiPriority="48"/>
+    <w:lsdException w:name="Grid Table 4" w:uiPriority="49"/>
+    <w:lsdException w:name="Grid Table 5 Dark" w:uiPriority="50"/>
+    <w:lsdException w:name="Grid Table 6 Colorful" w:uiPriority="51"/>
+    <w:lsdException w:name="Grid Table 7 Colorful" w:uiPriority="52"/>
+    <w:lsdException w:name="Grid Table 1 Light Accent 1" w:uiPriority="46"/>
+    <w:lsdException w:name="Grid Table 2 Accent 1" w:uiPriority="47"/>
+    <w:lsdException w:name="Grid Table 3 Accent 1" w:uiPriority="48"/>
+    <w:lsdException w:name="Grid Table 4 Accent 1" w:uiPriority="49"/>
+    <w:lsdException w:name="Grid Table 5 Dark Accent 1" w:uiPriority="50"/>
+    <w:lsdException w:name="Grid Table 6 Colorful Accent 1" w:uiPriority="51"/>
+    <w:lsdException w:name="Grid Table 7 Colorful Accent 1" w:uiPriority="52"/>
+    <w:lsdException w:name="Grid Table 1 Light Accent 2" w:uiPriority="46"/>
+    <w:lsdException w:name="Grid Table 2 Accent 2" w:uiPriority="47"/>
+    <w:lsdException w:name="Grid Table 3 Accent 2" w:uiPriority="48"/>
+    <w:lsdException w:name="Grid Table 4 Accent 2" w:uiPriority="49"/>
+    <w:lsdException w:name="Grid Table 5 Dark Accent 2" w:uiPriority="50"/>
+    <w:lsdException w:name="Grid Table 6 Colorful Accent 2" w:uiPriority="51"/>
+    <w:lsdException w:name="Grid Table 7 Colorful Accent 2" w:uiPriority="52"/>
+    <w:lsdException w:name="Grid Table 1 Light Accent 3" w:uiPriority="46"/>
+    <w:lsdException w:name="Grid Table 2 Accent 3" w:uiPriority="47"/>
+    <w:lsdException w:name="Grid Table 3 Accent 3" w:uiPriority="48"/>
+    <w:lsdException w:name="Grid Table 4 Accent 3" w:uiPriority="49"/>
+    <w:lsdException w:name="Grid Table 5 Dark Accent 3" w:uiPriority="50"/>
+    <w:lsdException w:name="Grid Table 6 Colorful Accent 3" w:uiPriority="51"/>
+    <w:lsdException w:name="Grid Table 7 Colorful Accent 3" w:uiPriority="52"/>
+    <w:lsdException w:name="Grid Table 1 Light Accent 4" w:uiPriority="46"/>
+    <w:lsdException w:name="Grid Table 2 Accent 4" w:uiPriority="47"/>
+    <w:lsdException w:name="Grid Table 3 Accent 4" w:uiPriority="48"/>
+    <w:lsdException w:name="Grid Table 4 Accent 4" w:uiPriority="49"/>
+    <w:lsdException w:name="Grid Table 5 Dark Accent 4" w:uiPriority="50"/>
+    <w:lsdException w:name="Grid Table 6 Colorful Accent 4" w:uiPriority="51"/>
+    <w:lsdException w:name="Grid Table 7 Colorful Accent 4" w:uiPriority="52"/>
+    <w:lsdException w:name="Grid Table 1 Light Accent 5" w:uiPriority="46"/>
+    <w:lsdException w:name="Grid Table 2 Accent 5" w:uiPriority="47"/>
+    <w:lsdException w:name="Grid Table 3 Accent 5" w:uiPriority="48"/>
+    <w:lsdException w:name="Grid Table 4 Accent 5" w:uiPriority="49"/>
+    <w:lsdException w:name="Grid Table 5 Dark Accent 5" w:uiPriority="50"/>
+    <w:lsdException w:name="Grid Table 6 Colorful Accent 5" w:uiPriority="51"/>
+    <w:lsdException w:name="Grid Table 7 Colorful Accent 5" w:uiPriority="52"/>
+    <w:lsdException w:name="Grid Table 1 Light Accent 6" w:uiPriority="46"/>
+    <w:lsdException w:name="Grid Table 2 Accent 6" w:uiPriority="47"/>
+    <w:lsdException w:name="Grid Table 3 Accent 6" w:uiPriority="48"/>
+    <w:lsdException w:name="Grid Table 4 Accent 6" w:uiPriority="49"/>
+    <w:lsdException w:name="Grid Table 5 Dark Accent 6" w:uiPriority="50"/>
+    <w:lsdException w:name="Grid Table 6 Colorful Accent 6" w:uiPriority="51"/>
+    <w:lsdException w:name="Grid Table 7 Colorful Accent 6" w:uiPriority="52"/>
+    <w:lsdException w:name="List Table 1 Light" w:uiPriority="46"/>
+    <w:lsdException w:name="List Table 2" w:uiPriority="47"/>
+    <w:lsdException w:name="List Table 3" w:uiPriority="48"/>
+    <w:lsdException w:name="List Table 4" w:uiPriority="49"/>
+    <w:lsdException w:name="List Table 5 Dark" w:uiPriority="50"/>
+    <w:lsdException w:name="List Table 6 Colorful" w:uiPriority="51"/>
+    <w:lsdException w:name="List Table 7 Colorful" w:uiPriority="52"/>
+    <w:lsdException w:name="List Table 1 Light Accent 1" w:uiPriority="46"/>
+    <w:lsdException w:name="List Table 2 Accent 1" w:uiPriority="47"/>
+    <w:lsdException w:name="List Table 3 Accent 1" w:uiPriority="48"/>
+    <w:lsdException w:name="List Table 4 Accent 1" w:uiPriority="49"/>
+    <w:lsdException w:name="List Table 5 Dark Accent 1" w:uiPriority="50"/>
+    <w:lsdException w:name="List Table 6 Colorful Accent 1" w:uiPriority="51"/>
+    <w:lsdException w:name="List Table 7 Colorful Accent 1" w:uiPriority="52"/>
+    <w:lsdException w:name="List Table 1 Light Accent 2" w:uiPriority="46"/>
+    <w:lsdException w:name="List Table 2 Accent 2" w:uiPriority="47"/>
+    <w:lsdException w:name="List Table 3 Accent 2" w:uiPriority="48"/>
+    <w:lsdException w:name="List Table 4 Accent 2" w:uiPriority="49"/>
+    <w:lsdException w:name="List Table 5 Dark Accent 2" w:uiPriority="50"/>
+    <w:lsdException w:name="List Table 6 Colorful Accent 2" w:uiPriority="51"/>
+    <w:lsdException w:name="List Table 7 Colorful Accent 2" w:uiPriority="52"/>
+    <w:lsdException w:name="List Table 1 Light Accent 3" w:uiPriority="46"/>
+    <w:lsdException w:name="List Table 2 Accent 3" w:uiPriority="47"/>
+    <w:lsdException w:name="List Table 3 Accent 3" w:uiPriority="48"/>
+    <w:lsdException w:name="List Table 4 Accent 3" w:uiPriority="49"/>
+    <w:lsdException w:name="List Table 5 Dark Accent 3" w:uiPriority="50"/>
+    <w:lsdException w:name="List Table 6 Colorful Accent 3" w:uiPriority="51"/>
+    <w:lsdException w:name="List Table 7 Colorful Accent 3" w:uiPriority="52"/>
+    <w:lsdException w:name="List Table 1 Light Accent 4" w:uiPriority="46"/>
+    <w:lsdException w:name="List Table 2 Accent 4" w:uiPriority="47"/>
+    <w:lsdException w:name="List Table 3 Accent 4" w:uiPriority="48"/>
+    <w:lsdException w:name="List Table 4 Accent 4" w:uiPriority="49"/>
+    <w:lsdException w:name="List Table 5 Dark Accent 4" w:uiPriority="50"/>
+    <w:lsdException w:name="List Table 6 Colorful Accent 4" w:uiPriority="51"/>
+    <w:lsdException w:name="List Table 7 Colorful Accent 4" w:uiPriority="52"/>
+    <w:lsdException w:name="List Table 1 Light Accent 5" w:uiPriority="46"/>
+    <w:lsdException w:name="List Table 2 Accent 5" w:uiPriority="47"/>
+    <w:lsdException w:name="List Table 3 Accent 5" w:uiPriority="48"/>
+    <w:lsdException w:name="List Table 4 Accent 5" w:uiPriority="49"/>
+    <w:lsdException w:name="List Table 5 Dark Accent 5" w:uiPriority="50"/>
+    <w:lsdException w:name="List Table 6 Colorful Accent 5" w:uiPriority="51"/>
+    <w:lsdException w:name="List Table 7 Colorful Accent 5" w:uiPriority="52"/>
+    <w:lsdException w:name="List Table 1 Light Accent 6" w:uiPriority="46"/>
+    <w:lsdException w:name="List Table 2 Accent 6" w:uiPriority="47"/>
+    <w:lsdException w:name="List Table 3 Accent 6" w:uiPriority="48"/>
+    <w:lsdException w:name="List Table 4 Accent 6" w:uiPriority="49"/>
+    <w:lsdException w:name="List Table 5 Dark Accent 6" w:uiPriority="50"/>
+    <w:lsdException w:name="List Table 6 Colorful Accent 6" w:uiPriority="51"/>
+    <w:lsdException w:name="List Table 7 Colorful Accent 6" w:uiPriority="52"/>
   </w:latentStyles>
   <w:style w:type="paragraph" w:default="1" w:styleId="Normal">
     <w:name w:val="Normal"/>
@@ -3631,7 +3892,6 @@
     <w:uiPriority w:val="99"/>
     <w:semiHidden/>
     <w:unhideWhenUsed/>
-    <w:qFormat/>
     <w:tblPr>
       <w:tblInd w:w="0" w:type="dxa"/>
       <w:tblCellMar>
@@ -3671,7 +3931,7 @@
   </w:style>
   <w:style w:type="character" w:customStyle="1" w:styleId="FootnoteTextChar">
     <w:name w:val="Footnote Text Char"/>
-    <w:aliases w:val="Footnote Text Char Char Char Char Char Char2,Footnote Text Char Char Char Char Char Char Ch Char Char2,Footnote Text Char Char Char Char Char Char Ch Char Char Char Char2,ARM footnote Text Char2,Footnote Text Char2 Char1,Cha Char2"/>
+    <w:aliases w:val="Footnote Text Char Char Char Char Char Char,Footnote Text Char Char Char Char Char Char Ch Char Char,Footnote Text Char Char Char Char Char Char Ch Char Char Char Char,ARM footnote Text Char,Footnote Text Char2 Char,Cha Char,foot Char"/>
     <w:basedOn w:val="DefaultParagraphFont"/>
     <w:link w:val="FootnoteText"/>
     <w:uiPriority w:val="99"/>
